--- a/instructions/Install Frida on local PC.docx
+++ b/instructions/Install Frida on local PC.docx
@@ -258,27 +258,7 @@
                 <w:sz w:val="22"/>
                 <w:szCs w:val="22"/>
               </w:rPr>
-              <w:t xml:space="preserve"> shell monkey -p </w:t>
-            </w:r>
-            <w:r>
-              <w:rPr>
-                <w:rFonts w:ascii="Menlo" w:eastAsiaTheme="minorHAnsi" w:hAnsi="Menlo" w:cs="Menlo"/>
-                <w:color w:val="000000"/>
-                <w:kern w:val="0"/>
-                <w:sz w:val="22"/>
-                <w:szCs w:val="22"/>
-              </w:rPr>
-              <w:t xml:space="preserve">[app] </w:t>
-            </w:r>
-            <w:r>
-              <w:rPr>
-                <w:rFonts w:ascii="Menlo" w:eastAsiaTheme="minorHAnsi" w:hAnsi="Menlo" w:cs="Menlo"/>
-                <w:color w:val="000000"/>
-                <w:kern w:val="0"/>
-                <w:sz w:val="22"/>
-                <w:szCs w:val="22"/>
-              </w:rPr>
-              <w:t xml:space="preserve">-c </w:t>
+              <w:t xml:space="preserve"> shell monkey -p [app] -c </w:t>
             </w:r>
             <w:proofErr w:type="spellStart"/>
             <w:r>
@@ -486,6 +466,46 @@
             </w:r>
           </w:p>
           <w:p/>
+          <w:p/>
+          <w:p>
+            <w:proofErr w:type="spellStart"/>
+            <w:r>
+              <w:t>adb</w:t>
+            </w:r>
+            <w:proofErr w:type="spellEnd"/>
+            <w:r>
+              <w:t xml:space="preserve"> shell </w:t>
+            </w:r>
+            <w:proofErr w:type="spellStart"/>
+            <w:r>
+              <w:t>chmod</w:t>
+            </w:r>
+            <w:proofErr w:type="spellEnd"/>
+            <w:r>
+              <w:t xml:space="preserve"> 755 /data</w:t>
+            </w:r>
+            <w:proofErr w:type="gramStart"/>
+            <w:r>
+              <w:t>/local/</w:t>
+            </w:r>
+            <w:proofErr w:type="spellStart"/>
+            <w:r>
+              <w:t>tmp</w:t>
+            </w:r>
+            <w:proofErr w:type="spellEnd"/>
+            <w:r>
+              <w:t>/</w:t>
+            </w:r>
+            <w:proofErr w:type="spellStart"/>
+            <w:r>
+              <w:t>frida</w:t>
+            </w:r>
+            <w:proofErr w:type="spellEnd"/>
+            <w:r>
+              <w:t>-server</w:t>
+            </w:r>
+            <w:proofErr w:type="gramEnd"/>
+          </w:p>
         </w:tc>
         <w:tc>
           <w:tcPr>
